--- a/docs/READING_THE_TERRAIN_V2.docx
+++ b/docs/READING_THE_TERRAIN_V2.docx
@@ -77,7 +77,7 @@
         <w:rPr>
           <w:sz w:val="22"/>
         </w:rPr>
-        <w:t xml:space="preserve"> is the macro navigation — the full terrain with all 36,102 concept points, coloured by Roget class, animated by gradient flow. </w:t>
+        <w:t xml:space="preserve"> is the macro navigation — the full terrain with all 36,125 concept points, coloured by Roget class, animated by gradient flow. </w:t>
       </w:r>
       <w:r>
         <w:rPr>
@@ -155,7 +155,7 @@
         <w:rPr>
           <w:sz w:val="22"/>
         </w:rPr>
-        <w:t>The heightfield is computed from a 2D kernel density estimate over the UMAP-projected positions of all 36,102 concept terms. It is rendered as a Three.js mesh with the z-axis set to KDE density value.</w:t>
+        <w:t>The heightfield is computed from a 2D kernel density estimate over the UMAP-projected positions of all 36,125 concept terms. It is rendered as a Three.js mesh with the z-axis set to KDE density value.</w:t>
       </w:r>
     </w:p>
     <w:p>
@@ -2588,7 +2588,7 @@
               <w:rPr>
                 <w:sz w:val="22"/>
               </w:rPr>
-              <w:t>36,102 terms</w:t>
+              <w:t>36,125 terms</w:t>
             </w:r>
           </w:p>
         </w:tc>
